--- a/論文/論文_方法與結果_草稿v4.docx
+++ b/論文/論文_方法與結果_草稿v4.docx
@@ -30,7 +30,7 @@
           <w:sz w:val="22"/>
           <w:szCs w:val="22"/>
         </w:rPr>
-        <w:t xml:space="preserve">材料與方法／結果（草稿 v4，2026-10-19；章節結構比照 J Dent Sci 2026;21:2294）</w:t>
+        <w:t xml:space="preserve">材料與方法／結果（草稿 v5，2026-10-20；章節結構比照 J Dent Sci 2026;21:2294）</w:t>
       </w:r>
     </w:p>
     <w:p>
@@ -195,7 +195,7 @@
           <w:sz w:val="24"/>
           <w:szCs w:val="24"/>
         </w:rPr>
-        <w:t xml:space="preserve"> 於臨床記錄充填物長度（mm，精度 0.25 mm），另登錄 FDI 牙位、年齡、性別與臨床備註（shortening、elongation）；牙位僅用於方向判定，人口學資料僅用於誤差分析，均不作為模型輸入。牙齒輪廓以 Roboflow 進行多邊形標註（單一類別 tooth），標註者為 </w:t>
+        <w:t xml:space="preserve"> 於臨床記錄充填物長度（mm，精度 0.25 mm），另登錄 FDI 牙位、年齡、性別與臨床備註（shortening、elongation）；牙位僅用於方向判定；年齡作為迴歸模型之輸入特徵之一，性別僅用於誤差分析。牙齒輪廓以 Roboflow 進行多邊形標註（單一類別 tooth），標註者為 </w:t>
       </w:r>
       <w:r>
         <w:rPr>
@@ -703,7 +703,7 @@
           <w:sz w:val="24"/>
           <w:szCs w:val="24"/>
         </w:rPr>
-        <w:t xml:space="preserve">ₙₒᵣₘ 為唯一輸入，以牙醫師記錄之充填物長度為目標，訓練前饋類神經網路（MATLAB fitnet；1 隱藏層 5 神經元，貝氏正則化 trainbr，最多 200 epochs，輸入以訓練折之均值/標準差標準化）。採 5 折交叉驗證（固定種子 42，n = 26）並重複 10 次（種子 43–52），以 out-of-fold 預測計算指標後取 10 次平均 ± 標準差；對照組為以相同折別訓練之最小平方線性迴歸。基於臨床上寧短勿長之安全考量，最終估測值為迴歸輸出扣除 0.5 mm 之固定偏移，如 (3)。另以兩組對照評估影像資訊之貢獻：(i) 冠寬比例尺——以遮罩長度與冠寬之比值乘以各牙位教科書平均冠寬（上顎正中/側門牙 8.5/6.5 mm，下顎 5.0/5.5 mm）；(ii) 牙位基準——僅以各牙位教科書平均全長（23.5/22.0/21.0/22.0 mm）為輸入，作為不看影像之基線。</w:t>
+        <w:t xml:space="preserve">ₙₒᵣₘ 與患者年齡（歲）為輸入特徵，以牙醫師記錄之充填物長度為目標，訓練前饋類神經網路（MATLAB fitnet；1 隱藏層 5 神經元，貝氏正則化 trainbr，最多 200 epochs，輸入以訓練折之均值/標準差標準化）。採 5 折交叉驗證（固定種子 42，n = 26）並重複 10 次（種子 43–52），以 out-of-fold 預測計算指標後取 10 次平均 ± 標準差；對照組為以相同折別訓練之最小平方線性迴歸。基於臨床上寧短勿長之安全考量，最終估測值為迴歸輸出扣除 0.5 mm 之固定偏移，如 (3)。另以三組對照評估各輸入之貢獻：(i) 僅以 L_norm 為輸入（不含年齡）；(ii) 冠寬比例尺——以遮罩長度與冠寬之比值乘以各牙位教科書平均冠寬（上顎正中/側門牙 8.5/6.5 mm，下顎 5.0/5.5 mm）；(iii) 牙位基準——僅以各牙位教科書平均全長（23.5/22.0/21.0/22.0 mm）為輸入，作為不看影像之基線。</w:t>
       </w:r>
     </w:p>
     <w:p>
@@ -738,7 +738,7 @@
           </m:sub>
         </m:sSub>
         <m:r>
-          <m:t>) − 0.5 mm</m:t>
+          <m:t>, age) − 0.5 mm</m:t>
         </m:r>
       </m:oMath>
       <w:r>
@@ -2653,7 +2653,7 @@
           <w:sz w:val="24"/>
           <w:szCs w:val="24"/>
         </w:rPr>
-        <w:t xml:space="preserve">。表2 比較未正規化與正規化後、ANN 與線性迴歸之 out-of-fold 效能。採用長邊正規化之 ANN 於校正後達 MAE </w:t>
+        <w:t xml:space="preserve">。表2 比較未正規化與長邊正規化、以及是否加入年齡之 out-of-fold 效能。本研究採用之「長邊正規化 + 年齡」ANN 於校正後達 MAE </w:t>
       </w:r>
       <w:r>
         <w:rPr>
@@ -2805,7 +2805,7 @@
           <w:sz w:val="22"/>
           <w:szCs w:val="22"/>
         </w:rPr>
-        <w:t xml:space="preserve">表2  根管充填長度估測效能（out-of-fold，n = 26；10 次重複 × 5 個訓練種子之 mean ± SD）</w:t>
+        <w:t xml:space="preserve">表2  根管充填長度估測效能（ANN，out-of-fold，n = 26；10 次重複 × 5 個訓練種子之 mean ± SD）</w:t>
       </w:r>
     </w:p>
     <w:tbl>
@@ -3102,7 +3102,7 @@
                 <w:sz w:val="20"/>
                 <w:szCs w:val="20"/>
               </w:rPr>
-              <w:t xml:space="preserve">未正規化，ANN</w:t>
+              <w:t xml:space="preserve">未正規化</w:t>
             </w:r>
           </w:p>
         </w:tc>
@@ -3335,7 +3335,7 @@
                 <w:sz w:val="20"/>
                 <w:szCs w:val="20"/>
               </w:rPr>
-              <w:t xml:space="preserve">未正規化，線性迴歸</w:t>
+              <w:t xml:space="preserve">長邊正規化</w:t>
             </w:r>
           </w:p>
         </w:tc>
@@ -3568,7 +3568,7 @@
                 <w:sz w:val="20"/>
                 <w:szCs w:val="20"/>
               </w:rPr>
-              <w:t xml:space="preserve">長邊正規化，ANN</w:t>
+              <w:t xml:space="preserve">長邊正規化 + 年齡（本法）</w:t>
             </w:r>
           </w:p>
         </w:tc>
@@ -3801,7 +3801,7 @@
                 <w:sz w:val="20"/>
                 <w:szCs w:val="20"/>
               </w:rPr>
-              <w:t xml:space="preserve">長邊正規化，線性迴歸</w:t>
+              <w:t xml:space="preserve">長邊正規化 + 年齡，線性迴歸對照</w:t>
             </w:r>
           </w:p>
         </w:tc>
@@ -4019,7 +4019,7 @@
           <w:sz w:val="20"/>
           <w:szCs w:val="20"/>
         </w:rPr>
-        <w:t xml:space="preserve">所有列均為扣除 0.5 mm 後之校正值；偏移不影響 R 與 R²。來源：預測結果與評估指標_kfold_26n_*.xlsx「模型評估指標」C/E 列。</w:t>
+        <w:t xml:space="preserve">所有列均為扣除 0.5 mm 後之校正值；偏移不影響 R 與 R²。來源：預測結果與評估指標_kfold_26n_mask幾何_seed{s}.xlsx（列1）、…_mask幾何_長邊正規化_seed{s}.xlsx（列2）、…_mask幾何_長邊正規化_年齡_seed{s}.xlsx（列3 取 C 列、列4 取 E 列）。</w:t>
       </w:r>
     </w:p>
     <w:p>
@@ -4081,7 +4081,7 @@
           <w:sz w:val="24"/>
           <w:szCs w:val="24"/>
         </w:rPr>
-        <w:t xml:space="preserve"> mm，長邊正規化影像方法為 </w:t>
+        <w:t xml:space="preserve"> mm，冠寬比例尺為 </w:t>
       </w:r>
       <w:r>
         <w:rPr>
@@ -4098,7 +4098,7 @@
           <w:sz w:val="24"/>
           <w:szCs w:val="24"/>
         </w:rPr>
-        <w:t xml:space="preserve"> mm，冠寬比例尺為 </w:t>
+        <w:t xml:space="preserve"> mm，長邊正規化 + 年齡為 </w:t>
       </w:r>
       <w:r>
         <w:rPr>
@@ -4115,7 +4115,7 @@
           <w:sz w:val="24"/>
           <w:szCs w:val="24"/>
         </w:rPr>
-        <w:t xml:space="preserve"> mm；加入年齡、性別後 MAE 為 </w:t>
+        <w:t xml:space="preserve"> mm；另加性別後 MAE 為 </w:t>
       </w:r>
       <w:r>
         <w:rPr>
@@ -4141,7 +4141,7 @@
           <w:szCs w:val="24"/>
           <w:shd w:fill="FFFF00" w:color="auto" w:val="clear"/>
         </w:rPr>
-        <w:t xml:space="preserve">【影像資訊具/不具額外貢獻；人口學變項是否改善】</w:t>
+        <w:t xml:space="preserve">【影像資訊相對牙位基線具/不具貢獻；年齡是否改善；性別是否再改善】</w:t>
       </w:r>
       <w:r>
         <w:rPr>
@@ -4828,7 +4828,7 @@
                 <w:sz w:val="20"/>
                 <w:szCs w:val="20"/>
               </w:rPr>
-              <w:t xml:space="preserve">長邊正規化（本法）</w:t>
+              <w:t xml:space="preserve">長邊正規化</w:t>
             </w:r>
           </w:p>
         </w:tc>
@@ -4995,7 +4995,7 @@
                 <w:sz w:val="20"/>
                 <w:szCs w:val="20"/>
               </w:rPr>
-              <w:t xml:space="preserve">長邊正規化 + 年齡</w:t>
+              <w:t xml:space="preserve">長邊正規化 + 年齡（本法）</w:t>
             </w:r>
           </w:p>
         </w:tc>
